--- a/Documentacion_SIGED_LaSerena.docx
+++ b/Documentacion_SIGED_LaSerena.docx
@@ -48,7 +48,7 @@
                 <w:color w:val="FFFFFF"/>
                 <w:sz w:val="24"/>
               </w:rPr>
-              <w:t>SIGED Municipalidad de La Serena · Documento PDF/Word exigido en la pauta</w:t>
+              <w:t>El estudiante desarrolló rutas, vistas y configuración. La IA apoyó diseño y perfeccionamiento.</w:t>
             </w:r>
           </w:p>
         </w:tc>
@@ -66,77 +66,7 @@
           <w:color w:val="1A2430"/>
           <w:sz w:val="22"/>
         </w:rPr>
-        <w:t>Este documento cubre el ítem 2 de la pauta: Evidencias técnicas. Incluye descripción general, estructura de carpetas, evidencia del uso de IA, prompts utilizados y cómo se incorporó cada respuesta.</w:t>
-      </w:r>
-    </w:p>
-    <w:p>
-      <w:pPr>
-        <w:pStyle w:val="ListBullet"/>
-      </w:pPr>
-      <w:r>
-        <w:rPr>
-          <w:rFonts w:ascii="Calibri" w:hAnsi="Calibri"/>
-          <w:b w:val="0"/>
-          <w:color w:val="1A2430"/>
-          <w:sz w:val="22"/>
-        </w:rPr>
-        <w:t>Descripción general del proyecto</w:t>
-      </w:r>
-    </w:p>
-    <w:p>
-      <w:pPr>
-        <w:pStyle w:val="ListBullet"/>
-      </w:pPr>
-      <w:r>
-        <w:rPr>
-          <w:rFonts w:ascii="Calibri" w:hAnsi="Calibri"/>
-          <w:b w:val="0"/>
-          <w:color w:val="1A2430"/>
-          <w:sz w:val="22"/>
-        </w:rPr>
-        <w:t>Estructura de carpetas del proyecto</w:t>
-      </w:r>
-    </w:p>
-    <w:p>
-      <w:pPr>
-        <w:pStyle w:val="ListBullet"/>
-      </w:pPr>
-      <w:r>
-        <w:rPr>
-          <w:rFonts w:ascii="Calibri" w:hAnsi="Calibri"/>
-          <w:b w:val="0"/>
-          <w:color w:val="1A2430"/>
-          <w:sz w:val="22"/>
-        </w:rPr>
-        <w:t>Evidencia del uso de la herramienta IA</w:t>
-      </w:r>
-    </w:p>
-    <w:p>
-      <w:pPr>
-        <w:pStyle w:val="ListBullet"/>
-      </w:pPr>
-      <w:r>
-        <w:rPr>
-          <w:rFonts w:ascii="Calibri" w:hAnsi="Calibri"/>
-          <w:b w:val="0"/>
-          <w:color w:val="1A2430"/>
-          <w:sz w:val="22"/>
-        </w:rPr>
-        <w:t>Prompts utilizados</w:t>
-      </w:r>
-    </w:p>
-    <w:p>
-      <w:pPr>
-        <w:pStyle w:val="ListBullet"/>
-      </w:pPr>
-      <w:r>
-        <w:rPr>
-          <w:rFonts w:ascii="Calibri" w:hAnsi="Calibri"/>
-          <w:b w:val="0"/>
-          <w:color w:val="1A2430"/>
-          <w:sz w:val="22"/>
-        </w:rPr>
-        <w:t>Respuestas obtenidas y descripción de cómo fueron incorporadas</w:t>
+        <w:t>Ítem 2 de la pauta. Trabajo colaborativo: el estudiante construyó el backend (rutas, vistas, settings y JSON). La IA se usó solo para diseño visual y este documento.</w:t>
       </w:r>
     </w:p>
     <w:p>
@@ -167,7 +97,7 @@
           <w:color w:val="1A2430"/>
           <w:sz w:val="22"/>
         </w:rPr>
-        <w:t>SIGED es una aplicación web Django 6.1 para la Ilustre Municipalidad de La Serena. Digitaliza la recepción de requerimientos vecinales y la Matriz SGR (Seguimiento de Gestión de Resultados).</w:t>
+        <w:t>SIGED es una aplicación Django 6.1 para la Municipalidad de La Serena. Gestiona requerimientos vecinales y la Matriz SGR. 6 delegaciones, 4 áreas, persistencia JSON, API Open-Meteo con requests. Semáforo: verde 1–3 días, amarillo 4–5, rojo 6 o más.</w:t>
       </w:r>
     </w:p>
     <w:p>
@@ -181,7 +111,49 @@
           <w:color w:val="1A2430"/>
           <w:sz w:val="22"/>
         </w:rPr>
-        <w:t>Cubre las 6 delegaciones (Central, Rural, La Antena, La Pampa, Avenida del Mar y Las Compañías) y 4 áreas estratégicas. Persistencia en JSON, sin ORM. API Open-Meteo con requests. Semáforo de tickets: verde 1–3 días, amarillo 4–5, rojo 6 o más.</w:t>
+        <w:t>Desarrollado por el estudiante:</w:t>
+      </w:r>
+    </w:p>
+    <w:p>
+      <w:pPr>
+        <w:pStyle w:val="ListBullet"/>
+      </w:pPr>
+      <w:r>
+        <w:rPr>
+          <w:rFonts w:ascii="Calibri" w:hAnsi="Calibri"/>
+          <w:b w:val="0"/>
+          <w:color w:val="1A2430"/>
+          <w:sz w:val="22"/>
+        </w:rPr>
+        <w:t>Arquitectura de 2 apps, settings.py y requirements.txt</w:t>
+      </w:r>
+    </w:p>
+    <w:p>
+      <w:pPr>
+        <w:pStyle w:val="ListBullet"/>
+      </w:pPr>
+      <w:r>
+        <w:rPr>
+          <w:rFonts w:ascii="Calibri" w:hAnsi="Calibri"/>
+          <w:b w:val="0"/>
+          <w:color w:val="1A2430"/>
+          <w:sz w:val="22"/>
+        </w:rPr>
+        <w:t>Enrutamiento en config/urls.py y en cada aplicación</w:t>
+      </w:r>
+    </w:p>
+    <w:p>
+      <w:pPr>
+        <w:pStyle w:val="ListBullet"/>
+      </w:pPr>
+      <w:r>
+        <w:rPr>
+          <w:rFonts w:ascii="Calibri" w:hAnsi="Calibri"/>
+          <w:b w:val="0"/>
+          <w:color w:val="1A2430"/>
+          <w:sz w:val="22"/>
+        </w:rPr>
+        <w:t>Vistas, filtros GET, JSON, semáforo de plazos e integración de requests</w:t>
       </w:r>
     </w:p>
     <w:p>
@@ -195,7 +167,49 @@
           <w:color w:val="1A2430"/>
           <w:sz w:val="22"/>
         </w:rPr>
-        <w:t>Estudiante: rutas, documentación y criterios de la pauta. IA (Cursor): diseño Bootstrap 5.3 e implementación visual.</w:t>
+        <w:t>Diseño y perfeccionamiento (IA):</w:t>
+      </w:r>
+    </w:p>
+    <w:p>
+      <w:pPr>
+        <w:pStyle w:val="ListBullet"/>
+      </w:pPr>
+      <w:r>
+        <w:rPr>
+          <w:rFonts w:ascii="Calibri" w:hAnsi="Calibri"/>
+          <w:b w:val="0"/>
+          <w:color w:val="1A2430"/>
+          <w:sz w:val="22"/>
+        </w:rPr>
+        <w:t>Paleta institucional, Bootstrap 5.3 local, navbar, cards, badges y tablas</w:t>
+      </w:r>
+    </w:p>
+    <w:p>
+      <w:pPr>
+        <w:pStyle w:val="ListBullet"/>
+      </w:pPr>
+      <w:r>
+        <w:rPr>
+          <w:rFonts w:ascii="Calibri" w:hAnsi="Calibri"/>
+          <w:b w:val="0"/>
+          <w:color w:val="1A2430"/>
+          <w:sz w:val="22"/>
+        </w:rPr>
+        <w:t>Pulido de plantillas ya conectadas a las vistas del estudiante</w:t>
+      </w:r>
+    </w:p>
+    <w:p>
+      <w:pPr>
+        <w:pStyle w:val="ListBullet"/>
+      </w:pPr>
+      <w:r>
+        <w:rPr>
+          <w:rFonts w:ascii="Calibri" w:hAnsi="Calibri"/>
+          <w:b w:val="0"/>
+          <w:color w:val="1A2430"/>
+          <w:sz w:val="22"/>
+        </w:rPr>
+        <w:t>Formato PDF/Word de estas evidencias</w:t>
       </w:r>
     </w:p>
     <w:p>
@@ -226,21 +240,7 @@
           <w:color w:val="1A2430"/>
           <w:sz w:val="22"/>
         </w:rPr>
-        <w:t>gestion_municipal_serena/ → config/ · requerimientos/ · control_gestion/ · data/ (JSON) · static/ (Bootstrap 5.3 local) · templates/ · manage.py · requirements.txt · tests_siged.py · Documentacion_SIGED_LaSerena.pdf / .docx</w:t>
-      </w:r>
-    </w:p>
-    <w:p>
-      <w:pPr>
-        <w:spacing w:after="140"/>
-      </w:pPr>
-      <w:r>
-        <w:rPr>
-          <w:rFonts w:ascii="Calibri" w:hAnsi="Calibri"/>
-          <w:b w:val="0"/>
-          <w:color w:val="1A2430"/>
-          <w:sz w:val="22"/>
-        </w:rPr>
-        <w:t>La carpeta venv no se entrega. Se recrea con pip install -r requirements.txt.</w:t>
+        <w:t>config/, requerimientos/, control_gestion/ y data/ = desarrollo del estudiante. static/ y templates/ = diseño y perfeccionamiento de la IA sobre esas vistas. También: manage.py, requirements.txt, tests_siged.py y este PDF/Word.</w:t>
       </w:r>
     </w:p>
     <w:p>
@@ -271,7 +271,7 @@
           <w:color w:val="1A2430"/>
           <w:sz w:val="22"/>
         </w:rPr>
-        <w:t>Herramienta: Cursor (asistente de IA en el IDE). Fecha: septiembre 2026. Se usó para diseño, plantillas y este documento. El estudiante definió las rutas y validó la rúbrica.</w:t>
+        <w:t>Herramienta: Cursor. Alcance: diseño y pulido. La IA no reemplazó rutas, vistas ni settings.</w:t>
       </w:r>
     </w:p>
     <w:tbl>
@@ -282,13 +282,14 @@
         <w:tblLook w:firstColumn="1" w:firstRow="1" w:lastColumn="0" w:lastRow="0" w:noHBand="0" w:noVBand="1" w:val="04A0"/>
       </w:tblPr>
       <w:tblGrid>
-        <w:gridCol w:w="5046"/>
-        <w:gridCol w:w="5046"/>
+        <w:gridCol w:w="3364"/>
+        <w:gridCol w:w="3364"/>
+        <w:gridCol w:w="3364"/>
       </w:tblGrid>
       <w:tr>
         <w:tc>
           <w:tcPr>
-            <w:tcW w:type="dxa" w:w="5046"/>
+            <w:tcW w:type="dxa" w:w="3364"/>
             <w:shd w:fill="002B49" w:val="clear"/>
           </w:tcPr>
           <w:p>
@@ -300,13 +301,13 @@
                 <w:color w:val="FFFFFF"/>
                 <w:sz w:val="18"/>
               </w:rPr>
-              <w:t>Qué se pidió a la IA</w:t>
+              <w:t>Capa</w:t>
             </w:r>
           </w:p>
         </w:tc>
         <w:tc>
           <w:tcPr>
-            <w:tcW w:type="dxa" w:w="5046"/>
+            <w:tcW w:type="dxa" w:w="3364"/>
             <w:shd w:fill="002B49" w:val="clear"/>
           </w:tcPr>
           <w:p>
@@ -318,7 +319,25 @@
                 <w:color w:val="FFFFFF"/>
                 <w:sz w:val="18"/>
               </w:rPr>
-              <w:t>Qué no se delegó</w:t>
+              <w:t>Quién la desarrolló</w:t>
+            </w:r>
+          </w:p>
+        </w:tc>
+        <w:tc>
+          <w:tcPr>
+            <w:tcW w:type="dxa" w:w="3364"/>
+            <w:shd w:fill="002B49" w:val="clear"/>
+          </w:tcPr>
+          <w:p>
+            <w:r/>
+            <w:r>
+              <w:rPr>
+                <w:rFonts w:ascii="Calibri" w:hAnsi="Calibri"/>
+                <w:b/>
+                <w:color w:val="FFFFFF"/>
+                <w:sz w:val="18"/>
+              </w:rPr>
+              <w:t>Archivos</w:t>
             </w:r>
           </w:p>
         </w:tc>
@@ -326,7 +345,7 @@
       <w:tr>
         <w:tc>
           <w:tcPr>
-            <w:tcW w:type="dxa" w:w="5046"/>
+            <w:tcW w:type="dxa" w:w="3364"/>
             <w:shd w:fill="FFFFFF" w:val="clear"/>
           </w:tcPr>
           <w:p>
@@ -338,13 +357,13 @@
                 <w:color w:val="1A2430"/>
                 <w:sz w:val="18"/>
               </w:rPr>
-              <w:t>Maquetar con Bootstrap 5.3 local, paleta institucional, navbar, cards y semáforos.</w:t>
+              <w:t>Configuración Django</w:t>
             </w:r>
           </w:p>
         </w:tc>
         <w:tc>
           <w:tcPr>
-            <w:tcW w:type="dxa" w:w="5046"/>
+            <w:tcW w:type="dxa" w:w="3364"/>
             <w:shd w:fill="FFFFFF" w:val="clear"/>
           </w:tcPr>
           <w:p>
@@ -356,7 +375,25 @@
                 <w:color w:val="1A2430"/>
                 <w:sz w:val="18"/>
               </w:rPr>
-              <w:t>Definir URLs, apps y agrupación de rutas (estudiante).</w:t>
+              <w:t>Estudiante</w:t>
+            </w:r>
+          </w:p>
+        </w:tc>
+        <w:tc>
+          <w:tcPr>
+            <w:tcW w:type="dxa" w:w="3364"/>
+            <w:shd w:fill="FFFFFF" w:val="clear"/>
+          </w:tcPr>
+          <w:p>
+            <w:r/>
+            <w:r>
+              <w:rPr>
+                <w:rFonts w:ascii="Calibri" w:hAnsi="Calibri"/>
+                <w:b w:val="0"/>
+                <w:color w:val="1A2430"/>
+                <w:sz w:val="18"/>
+              </w:rPr>
+              <w:t>config/settings.py, config/urls.py, requirements.txt</w:t>
             </w:r>
           </w:p>
         </w:tc>
@@ -364,7 +401,7 @@
       <w:tr>
         <w:tc>
           <w:tcPr>
-            <w:tcW w:type="dxa" w:w="5046"/>
+            <w:tcW w:type="dxa" w:w="3364"/>
             <w:shd w:fill="F4F7FA" w:val="clear"/>
           </w:tcPr>
           <w:p>
@@ -376,13 +413,13 @@
                 <w:color w:val="1A2430"/>
                 <w:sz w:val="18"/>
               </w:rPr>
-              <w:t>Pasar el PPT Matriz SGR a pantallas web.</w:t>
+              <w:t>Rutas</w:t>
             </w:r>
           </w:p>
         </w:tc>
         <w:tc>
           <w:tcPr>
-            <w:tcW w:type="dxa" w:w="5046"/>
+            <w:tcW w:type="dxa" w:w="3364"/>
             <w:shd w:fill="F4F7FA" w:val="clear"/>
           </w:tcPr>
           <w:p>
@@ -394,7 +431,25 @@
                 <w:color w:val="1A2430"/>
                 <w:sz w:val="18"/>
               </w:rPr>
-              <w:t>Interpretar la rúbrica: 2 apps, JSON, requests, semáforo 1-3/4-5/6+.</w:t>
+              <w:t>Estudiante</w:t>
+            </w:r>
+          </w:p>
+        </w:tc>
+        <w:tc>
+          <w:tcPr>
+            <w:tcW w:type="dxa" w:w="3364"/>
+            <w:shd w:fill="F4F7FA" w:val="clear"/>
+          </w:tcPr>
+          <w:p>
+            <w:r/>
+            <w:r>
+              <w:rPr>
+                <w:rFonts w:ascii="Calibri" w:hAnsi="Calibri"/>
+                <w:b w:val="0"/>
+                <w:color w:val="1A2430"/>
+                <w:sz w:val="18"/>
+              </w:rPr>
+              <w:t>requerimientos/urls.py, control_gestion/urls.py</w:t>
             </w:r>
           </w:p>
         </w:tc>
@@ -402,7 +457,7 @@
       <w:tr>
         <w:tc>
           <w:tcPr>
-            <w:tcW w:type="dxa" w:w="5046"/>
+            <w:tcW w:type="dxa" w:w="3364"/>
             <w:shd w:fill="FFFFFF" w:val="clear"/>
           </w:tcPr>
           <w:p>
@@ -414,13 +469,13 @@
                 <w:color w:val="1A2430"/>
                 <w:sz w:val="18"/>
               </w:rPr>
-              <w:t>Quitar comentarios y generar este PDF/Word.</w:t>
+              <w:t>Vistas y reglas</w:t>
             </w:r>
           </w:p>
         </w:tc>
         <w:tc>
           <w:tcPr>
-            <w:tcW w:type="dxa" w:w="5046"/>
+            <w:tcW w:type="dxa" w:w="3364"/>
             <w:shd w:fill="FFFFFF" w:val="clear"/>
           </w:tcPr>
           <w:p>
@@ -432,7 +487,193 @@
                 <w:color w:val="1A2430"/>
                 <w:sz w:val="18"/>
               </w:rPr>
-              <w:t>Criterio de entrega por link y el texto de los prompts.</w:t>
+              <w:t>Estudiante</w:t>
+            </w:r>
+          </w:p>
+        </w:tc>
+        <w:tc>
+          <w:tcPr>
+            <w:tcW w:type="dxa" w:w="3364"/>
+            <w:shd w:fill="FFFFFF" w:val="clear"/>
+          </w:tcPr>
+          <w:p>
+            <w:r/>
+            <w:r>
+              <w:rPr>
+                <w:rFonts w:ascii="Calibri" w:hAnsi="Calibri"/>
+                <w:b w:val="0"/>
+                <w:color w:val="1A2430"/>
+                <w:sz w:val="18"/>
+              </w:rPr>
+              <w:t>views.py de ambas apps, semáforo, filtros, JSON, clima</w:t>
+            </w:r>
+          </w:p>
+        </w:tc>
+      </w:tr>
+      <w:tr>
+        <w:tc>
+          <w:tcPr>
+            <w:tcW w:type="dxa" w:w="3364"/>
+            <w:shd w:fill="F4F7FA" w:val="clear"/>
+          </w:tcPr>
+          <w:p>
+            <w:r/>
+            <w:r>
+              <w:rPr>
+                <w:rFonts w:ascii="Calibri" w:hAnsi="Calibri"/>
+                <w:b w:val="0"/>
+                <w:color w:val="1A2430"/>
+                <w:sz w:val="18"/>
+              </w:rPr>
+              <w:t>Datos</w:t>
+            </w:r>
+          </w:p>
+        </w:tc>
+        <w:tc>
+          <w:tcPr>
+            <w:tcW w:type="dxa" w:w="3364"/>
+            <w:shd w:fill="F4F7FA" w:val="clear"/>
+          </w:tcPr>
+          <w:p>
+            <w:r/>
+            <w:r>
+              <w:rPr>
+                <w:rFonts w:ascii="Calibri" w:hAnsi="Calibri"/>
+                <w:b w:val="0"/>
+                <w:color w:val="1A2430"/>
+                <w:sz w:val="18"/>
+              </w:rPr>
+              <w:t>Estudiante</w:t>
+            </w:r>
+          </w:p>
+        </w:tc>
+        <w:tc>
+          <w:tcPr>
+            <w:tcW w:type="dxa" w:w="3364"/>
+            <w:shd w:fill="F4F7FA" w:val="clear"/>
+          </w:tcPr>
+          <w:p>
+            <w:r/>
+            <w:r>
+              <w:rPr>
+                <w:rFonts w:ascii="Calibri" w:hAnsi="Calibri"/>
+                <w:b w:val="0"/>
+                <w:color w:val="1A2430"/>
+                <w:sz w:val="18"/>
+              </w:rPr>
+              <w:t>Archivos JSON en data/</w:t>
+            </w:r>
+          </w:p>
+        </w:tc>
+      </w:tr>
+      <w:tr>
+        <w:tc>
+          <w:tcPr>
+            <w:tcW w:type="dxa" w:w="3364"/>
+            <w:shd w:fill="FFFFFF" w:val="clear"/>
+          </w:tcPr>
+          <w:p>
+            <w:r/>
+            <w:r>
+              <w:rPr>
+                <w:rFonts w:ascii="Calibri" w:hAnsi="Calibri"/>
+                <w:b w:val="0"/>
+                <w:color w:val="1A2430"/>
+                <w:sz w:val="18"/>
+              </w:rPr>
+              <w:t>Diseño y pulido</w:t>
+            </w:r>
+          </w:p>
+        </w:tc>
+        <w:tc>
+          <w:tcPr>
+            <w:tcW w:type="dxa" w:w="3364"/>
+            <w:shd w:fill="FFFFFF" w:val="clear"/>
+          </w:tcPr>
+          <w:p>
+            <w:r/>
+            <w:r>
+              <w:rPr>
+                <w:rFonts w:ascii="Calibri" w:hAnsi="Calibri"/>
+                <w:b w:val="0"/>
+                <w:color w:val="1A2430"/>
+                <w:sz w:val="18"/>
+              </w:rPr>
+              <w:t>IA, bajo indicación del estudiante</w:t>
+            </w:r>
+          </w:p>
+        </w:tc>
+        <w:tc>
+          <w:tcPr>
+            <w:tcW w:type="dxa" w:w="3364"/>
+            <w:shd w:fill="FFFFFF" w:val="clear"/>
+          </w:tcPr>
+          <w:p>
+            <w:r/>
+            <w:r>
+              <w:rPr>
+                <w:rFonts w:ascii="Calibri" w:hAnsi="Calibri"/>
+                <w:b w:val="0"/>
+                <w:color w:val="1A2430"/>
+                <w:sz w:val="18"/>
+              </w:rPr>
+              <w:t>templates/, static/css/style.css</w:t>
+            </w:r>
+          </w:p>
+        </w:tc>
+      </w:tr>
+      <w:tr>
+        <w:tc>
+          <w:tcPr>
+            <w:tcW w:type="dxa" w:w="3364"/>
+            <w:shd w:fill="F4F7FA" w:val="clear"/>
+          </w:tcPr>
+          <w:p>
+            <w:r/>
+            <w:r>
+              <w:rPr>
+                <w:rFonts w:ascii="Calibri" w:hAnsi="Calibri"/>
+                <w:b w:val="0"/>
+                <w:color w:val="1A2430"/>
+                <w:sz w:val="18"/>
+              </w:rPr>
+              <w:t>PDF/Word</w:t>
+            </w:r>
+          </w:p>
+        </w:tc>
+        <w:tc>
+          <w:tcPr>
+            <w:tcW w:type="dxa" w:w="3364"/>
+            <w:shd w:fill="F4F7FA" w:val="clear"/>
+          </w:tcPr>
+          <w:p>
+            <w:r/>
+            <w:r>
+              <w:rPr>
+                <w:rFonts w:ascii="Calibri" w:hAnsi="Calibri"/>
+                <w:b w:val="0"/>
+                <w:color w:val="1A2430"/>
+                <w:sz w:val="18"/>
+              </w:rPr>
+              <w:t>IA da formato; el estudiante define el contenido</w:t>
+            </w:r>
+          </w:p>
+        </w:tc>
+        <w:tc>
+          <w:tcPr>
+            <w:tcW w:type="dxa" w:w="3364"/>
+            <w:shd w:fill="F4F7FA" w:val="clear"/>
+          </w:tcPr>
+          <w:p>
+            <w:r/>
+            <w:r>
+              <w:rPr>
+                <w:rFonts w:ascii="Calibri" w:hAnsi="Calibri"/>
+                <w:b w:val="0"/>
+                <w:color w:val="1A2430"/>
+                <w:sz w:val="18"/>
+              </w:rPr>
+              <w:t>Documentacion_SIGED_LaSerena.pdf / .docx</w:t>
             </w:r>
           </w:p>
         </w:tc>
@@ -467,7 +708,7 @@
           <w:color w:val="1A2430"/>
           <w:sz w:val="22"/>
         </w:rPr>
-        <w:t>Prompt 1 — Construcción del sistema:</w:t>
+        <w:t>Los prompts se formularon sobre un proyecto que ya tenía rutas, vistas y configuración. No se pidió construir el sistema desde cero.</w:t>
       </w:r>
     </w:p>
     <w:p>
@@ -481,7 +722,7 @@
           <w:color w:val="1A2430"/>
           <w:sz w:val="22"/>
         </w:rPr>
-        <w:t>Necesito realizar todo esto del PPT, pero según el documento de evaluación. Quita los comentarios del código y usa Bootstrap 5.3 para un diseño mejorado. En la guía están los requerimientos funcionales y no funcionales.</w:t>
+        <w:t>Prompt 1 — Diseño sobre el backend ya hecho:</w:t>
       </w:r>
     </w:p>
     <w:p>
@@ -495,7 +736,7 @@
           <w:color w:val="1A2430"/>
           <w:sz w:val="22"/>
         </w:rPr>
-        <w:t>Prompt 2 — Reparto de trabajo:</w:t>
+        <w:t>Ya tengo las rutas, las vistas y la configuración de Django según la pauta. Mejora el diseño con Bootstrap 5.3 local, usando el PPT y los colores institucionales, sin cambiar la lógica de las vistas ni los urls. Quita comentarios de más.</w:t>
       </w:r>
     </w:p>
     <w:p>
@@ -509,7 +750,7 @@
           <w:color w:val="1A2430"/>
           <w:sz w:val="22"/>
         </w:rPr>
-        <w:t>Haz una documentación de lo que hice yo y lo que hiciste tú. Yo vi rutas y documentación; el diseño te lo encargaste tú.</w:t>
+        <w:t>Prompt 2 — Reparto en la documentación:</w:t>
       </w:r>
     </w:p>
     <w:p>
@@ -523,7 +764,7 @@
           <w:color w:val="1A2430"/>
           <w:sz w:val="22"/>
         </w:rPr>
-        <w:t>Prompt 3 — Formato:</w:t>
+        <w:t>En la documentación debe quedar que yo desarrollé rutas, vistas y configuraciones. Tú te encargaste del diseño y del perfeccionamiento visual. No hagas parecer que lo hiciste todo tú.</w:t>
       </w:r>
     </w:p>
     <w:p>
@@ -537,7 +778,21 @@
           <w:color w:val="1A2430"/>
           <w:sz w:val="22"/>
         </w:rPr>
-        <w:t>¿Puede ser Word o PDF en vez de Markdown, con el mejor diseño posible?</w:t>
+        <w:t>Prompt 3 — Formato de evidencias:</w:t>
+      </w:r>
+    </w:p>
+    <w:p>
+      <w:pPr>
+        <w:spacing w:after="140"/>
+      </w:pPr>
+      <w:r>
+        <w:rPr>
+          <w:rFonts w:ascii="Calibri" w:hAnsi="Calibri"/>
+          <w:b w:val="0"/>
+          <w:color w:val="1A2430"/>
+          <w:sz w:val="22"/>
+        </w:rPr>
+        <w:t>La pauta pide evidencias técnicas en PDF o Word. Incluye descripción, carpetas, uso de IA, prompts y cómo se incorporó cada respuesta.</w:t>
       </w:r>
     </w:p>
     <w:p>
@@ -565,35 +820,7 @@
           <w:color w:val="1A2430"/>
           <w:sz w:val="22"/>
         </w:rPr>
-        <w:t>Deja el archivo en el proyecto y quita el .md.</w:t>
-      </w:r>
-    </w:p>
-    <w:p>
-      <w:pPr>
-        <w:spacing w:after="140"/>
-      </w:pPr>
-      <w:r>
-        <w:rPr>
-          <w:rFonts w:ascii="Calibri" w:hAnsi="Calibri"/>
-          <w:b w:val="0"/>
-          <w:color w:val="1A2430"/>
-          <w:sz w:val="22"/>
-        </w:rPr>
-        <w:t>Prompt 5 — Pauta de evidencias técnicas:</w:t>
-      </w:r>
-    </w:p>
-    <w:p>
-      <w:pPr>
-        <w:spacing w:after="140"/>
-      </w:pPr>
-      <w:r>
-        <w:rPr>
-          <w:rFonts w:ascii="Calibri" w:hAnsi="Calibri"/>
-          <w:b w:val="0"/>
-          <w:color w:val="1A2430"/>
-          <w:sz w:val="22"/>
-        </w:rPr>
-        <w:t>Recuerda en la documentación el ítem 2. Evidencias técnicas: descripción general, estructura de carpetas, uso de IA, prompts y cómo se incorporaron las respuestas.</w:t>
+        <w:t>Deja el PDF y el Word en la raíz del proyecto, sin archivo .md.</w:t>
       </w:r>
     </w:p>
     <w:p>
@@ -658,7 +885,7 @@
                 <w:color w:val="FFFFFF"/>
                 <w:sz w:val="18"/>
               </w:rPr>
-              <w:t>Respuesta de la IA</w:t>
+              <w:t>Qué respondió la IA</w:t>
             </w:r>
           </w:p>
         </w:tc>
@@ -676,7 +903,7 @@
                 <w:color w:val="FFFFFF"/>
                 <w:sz w:val="18"/>
               </w:rPr>
-              <w:t>Incorporación al proyecto</w:t>
+              <w:t>Qué se incorporó (y qué no)</w:t>
             </w:r>
           </w:p>
         </w:tc>
@@ -714,7 +941,7 @@
                 <w:color w:val="1A2430"/>
                 <w:sz w:val="18"/>
               </w:rPr>
-              <w:t>Apps Django, JSON, vistas, plantillas Bootstrap 5.3 y código sin comentarios.</w:t>
+              <w:t>Paleta, base.html, CSS, navbar, cards, badges y tablas Bootstrap 5.3.</w:t>
             </w:r>
           </w:p>
         </w:tc>
@@ -732,7 +959,7 @@
                 <w:color w:val="1A2430"/>
                 <w:sz w:val="18"/>
               </w:rPr>
-              <w:t>Quedó como código fuente en requerimientos/, control_gestion/, templates/, static/ y data/.</w:t>
+              <w:t>Sí: diseño en plantillas. No: no se reemplazó el mapa de rutas ni la lógica de views.py.</w:t>
             </w:r>
           </w:p>
         </w:tc>
@@ -770,7 +997,7 @@
                 <w:color w:val="1A2430"/>
                 <w:sz w:val="18"/>
               </w:rPr>
-              <w:t>Informe que separa rutas (estudiante) de diseño (IA).</w:t>
+              <w:t>Texto con dos bloques: desarrollo del estudiante vs diseño de la IA.</w:t>
             </w:r>
           </w:p>
         </w:tc>
@@ -788,7 +1015,7 @@
                 <w:color w:val="1A2430"/>
                 <w:sz w:val="18"/>
               </w:rPr>
-              <w:t>Ese criterio se mantuvo en la portada y en la sección 1.</w:t>
+              <w:t>Se incorporó ese reparto y se corrigió cualquier atribución total a la IA.</w:t>
             </w:r>
           </w:p>
         </w:tc>
@@ -826,7 +1053,7 @@
                 <w:color w:val="1A2430"/>
                 <w:sz w:val="18"/>
               </w:rPr>
-              <w:t>PDF institucional y Word editable.</w:t>
+              <w:t>Borrador PDF/Word con los cinco puntos de la pauta.</w:t>
             </w:r>
           </w:p>
         </w:tc>
@@ -844,7 +1071,7 @@
                 <w:color w:val="1A2430"/>
                 <w:sz w:val="18"/>
               </w:rPr>
-              <w:t>Se adoptó PDF/Word como formato oficial, según la pauta.</w:t>
+              <w:t>Se adoptó PDF/Word. El estudiante validó rutas, vistas y settings como trabajo propio.</w:t>
             </w:r>
           </w:p>
         </w:tc>
@@ -900,7 +1127,94 @@
                 <w:color w:val="1A2430"/>
                 <w:sz w:val="18"/>
               </w:rPr>
-              <w:t>Quedaron Documentacion_SIGED_LaSerena.pdf y .docx. No hay .md.</w:t>
+              <w:t>Quedaron Documentacion_SIGED_LaSerena.pdf y .docx en el repositorio.</w:t>
+            </w:r>
+          </w:p>
+        </w:tc>
+      </w:tr>
+    </w:tbl>
+    <w:p/>
+    <w:p>
+      <w:pPr>
+        <w:spacing w:before="280" w:after="120"/>
+        <w:pBdr>
+          <w:bottom w:val="single" w:sz="12" w:space="4" w:color="C9A227"/>
+        </w:pBdr>
+      </w:pPr>
+      <w:r>
+        <w:rPr>
+          <w:rFonts w:ascii="Calibri" w:hAnsi="Calibri"/>
+          <w:b/>
+          <w:color w:val="002B49"/>
+          <w:sz w:val="32"/>
+        </w:rPr>
+        <w:t>5.1 Rutas desarrolladas por el estudiante</w:t>
+      </w:r>
+    </w:p>
+    <w:tbl>
+      <w:tblPr>
+        <w:tblStyle w:val="TableGrid"/>
+        <w:tblW w:type="auto" w:w="0"/>
+        <w:jc w:val="center"/>
+        <w:tblLook w:firstColumn="1" w:firstRow="1" w:lastColumn="0" w:lastRow="0" w:noHBand="0" w:noVBand="1" w:val="04A0"/>
+      </w:tblPr>
+      <w:tblGrid>
+        <w:gridCol w:w="3364"/>
+        <w:gridCol w:w="3364"/>
+        <w:gridCol w:w="3364"/>
+      </w:tblGrid>
+      <w:tr>
+        <w:tc>
+          <w:tcPr>
+            <w:tcW w:type="dxa" w:w="3364"/>
+            <w:shd w:fill="002B49" w:val="clear"/>
+          </w:tcPr>
+          <w:p>
+            <w:r/>
+            <w:r>
+              <w:rPr>
+                <w:rFonts w:ascii="Calibri" w:hAnsi="Calibri"/>
+                <w:b/>
+                <w:color w:val="FFFFFF"/>
+                <w:sz w:val="18"/>
+              </w:rPr>
+              <w:t>Ruta</w:t>
+            </w:r>
+          </w:p>
+        </w:tc>
+        <w:tc>
+          <w:tcPr>
+            <w:tcW w:type="dxa" w:w="3364"/>
+            <w:shd w:fill="002B49" w:val="clear"/>
+          </w:tcPr>
+          <w:p>
+            <w:r/>
+            <w:r>
+              <w:rPr>
+                <w:rFonts w:ascii="Calibri" w:hAnsi="Calibri"/>
+                <w:b/>
+                <w:color w:val="FFFFFF"/>
+                <w:sz w:val="18"/>
+              </w:rPr>
+              <w:t>Vista</w:t>
+            </w:r>
+          </w:p>
+        </w:tc>
+        <w:tc>
+          <w:tcPr>
+            <w:tcW w:type="dxa" w:w="3364"/>
+            <w:shd w:fill="002B49" w:val="clear"/>
+          </w:tcPr>
+          <w:p>
+            <w:r/>
+            <w:r>
+              <w:rPr>
+                <w:rFonts w:ascii="Calibri" w:hAnsi="Calibri"/>
+                <w:b/>
+                <w:color w:val="FFFFFF"/>
+                <w:sz w:val="18"/>
+              </w:rPr>
+              <w:t>App</w:t>
             </w:r>
           </w:p>
         </w:tc>
@@ -920,7 +1234,7 @@
                 <w:color w:val="1A2430"/>
                 <w:sz w:val="18"/>
               </w:rPr>
-              <w:t>5</w:t>
+              <w:t>/</w:t>
             </w:r>
           </w:p>
         </w:tc>
@@ -938,7 +1252,7 @@
                 <w:color w:val="1A2430"/>
                 <w:sz w:val="18"/>
               </w:rPr>
-              <w:t>Reescritura con los cinco puntos exigidos y prompts reales.</w:t>
+              <w:t>inicio_view</w:t>
             </w:r>
           </w:p>
         </w:tc>
@@ -956,7 +1270,567 @@
                 <w:color w:val="1A2430"/>
                 <w:sz w:val="18"/>
               </w:rPr>
-              <w:t>Este archivo es esa respuesta, para adjuntar o enlazar con el código.</w:t>
+              <w:t>requerimientos</w:t>
+            </w:r>
+          </w:p>
+        </w:tc>
+      </w:tr>
+      <w:tr>
+        <w:tc>
+          <w:tcPr>
+            <w:tcW w:type="dxa" w:w="3364"/>
+            <w:shd w:fill="F4F7FA" w:val="clear"/>
+          </w:tcPr>
+          <w:p>
+            <w:r/>
+            <w:r>
+              <w:rPr>
+                <w:rFonts w:ascii="Calibri" w:hAnsi="Calibri"/>
+                <w:b w:val="0"/>
+                <w:color w:val="1A2430"/>
+                <w:sz w:val="18"/>
+              </w:rPr>
+              <w:t>/lista/</w:t>
+            </w:r>
+          </w:p>
+        </w:tc>
+        <w:tc>
+          <w:tcPr>
+            <w:tcW w:type="dxa" w:w="3364"/>
+            <w:shd w:fill="F4F7FA" w:val="clear"/>
+          </w:tcPr>
+          <w:p>
+            <w:r/>
+            <w:r>
+              <w:rPr>
+                <w:rFonts w:ascii="Calibri" w:hAnsi="Calibri"/>
+                <w:b w:val="0"/>
+                <w:color w:val="1A2430"/>
+                <w:sz w:val="18"/>
+              </w:rPr>
+              <w:t>lista_requerimientos_view</w:t>
+            </w:r>
+          </w:p>
+        </w:tc>
+        <w:tc>
+          <w:tcPr>
+            <w:tcW w:type="dxa" w:w="3364"/>
+            <w:shd w:fill="F4F7FA" w:val="clear"/>
+          </w:tcPr>
+          <w:p>
+            <w:r/>
+            <w:r>
+              <w:rPr>
+                <w:rFonts w:ascii="Calibri" w:hAnsi="Calibri"/>
+                <w:b w:val="0"/>
+                <w:color w:val="1A2430"/>
+                <w:sz w:val="18"/>
+              </w:rPr>
+              <w:t>requerimientos</w:t>
+            </w:r>
+          </w:p>
+        </w:tc>
+      </w:tr>
+      <w:tr>
+        <w:tc>
+          <w:tcPr>
+            <w:tcW w:type="dxa" w:w="3364"/>
+            <w:shd w:fill="FFFFFF" w:val="clear"/>
+          </w:tcPr>
+          <w:p>
+            <w:r/>
+            <w:r>
+              <w:rPr>
+                <w:rFonts w:ascii="Calibri" w:hAnsi="Calibri"/>
+                <w:b w:val="0"/>
+                <w:color w:val="1A2430"/>
+                <w:sz w:val="18"/>
+              </w:rPr>
+              <w:t>/requerimientos/nuevo/</w:t>
+            </w:r>
+          </w:p>
+        </w:tc>
+        <w:tc>
+          <w:tcPr>
+            <w:tcW w:type="dxa" w:w="3364"/>
+            <w:shd w:fill="FFFFFF" w:val="clear"/>
+          </w:tcPr>
+          <w:p>
+            <w:r/>
+            <w:r>
+              <w:rPr>
+                <w:rFonts w:ascii="Calibri" w:hAnsi="Calibri"/>
+                <w:b w:val="0"/>
+                <w:color w:val="1A2430"/>
+                <w:sz w:val="18"/>
+              </w:rPr>
+              <w:t>nuevo_requerimiento_view</w:t>
+            </w:r>
+          </w:p>
+        </w:tc>
+        <w:tc>
+          <w:tcPr>
+            <w:tcW w:type="dxa" w:w="3364"/>
+            <w:shd w:fill="FFFFFF" w:val="clear"/>
+          </w:tcPr>
+          <w:p>
+            <w:r/>
+            <w:r>
+              <w:rPr>
+                <w:rFonts w:ascii="Calibri" w:hAnsi="Calibri"/>
+                <w:b w:val="0"/>
+                <w:color w:val="1A2430"/>
+                <w:sz w:val="18"/>
+              </w:rPr>
+              <w:t>requerimientos</w:t>
+            </w:r>
+          </w:p>
+        </w:tc>
+      </w:tr>
+      <w:tr>
+        <w:tc>
+          <w:tcPr>
+            <w:tcW w:type="dxa" w:w="3364"/>
+            <w:shd w:fill="F4F7FA" w:val="clear"/>
+          </w:tcPr>
+          <w:p>
+            <w:r/>
+            <w:r>
+              <w:rPr>
+                <w:rFonts w:ascii="Calibri" w:hAnsi="Calibri"/>
+                <w:b w:val="0"/>
+                <w:color w:val="1A2430"/>
+                <w:sz w:val="18"/>
+              </w:rPr>
+              <w:t>/requerimientos/&lt;id&gt;/</w:t>
+            </w:r>
+          </w:p>
+        </w:tc>
+        <w:tc>
+          <w:tcPr>
+            <w:tcW w:type="dxa" w:w="3364"/>
+            <w:shd w:fill="F4F7FA" w:val="clear"/>
+          </w:tcPr>
+          <w:p>
+            <w:r/>
+            <w:r>
+              <w:rPr>
+                <w:rFonts w:ascii="Calibri" w:hAnsi="Calibri"/>
+                <w:b w:val="0"/>
+                <w:color w:val="1A2430"/>
+                <w:sz w:val="18"/>
+              </w:rPr>
+              <w:t>detalle_requerimiento_view</w:t>
+            </w:r>
+          </w:p>
+        </w:tc>
+        <w:tc>
+          <w:tcPr>
+            <w:tcW w:type="dxa" w:w="3364"/>
+            <w:shd w:fill="F4F7FA" w:val="clear"/>
+          </w:tcPr>
+          <w:p>
+            <w:r/>
+            <w:r>
+              <w:rPr>
+                <w:rFonts w:ascii="Calibri" w:hAnsi="Calibri"/>
+                <w:b w:val="0"/>
+                <w:color w:val="1A2430"/>
+                <w:sz w:val="18"/>
+              </w:rPr>
+              <w:t>requerimientos</w:t>
+            </w:r>
+          </w:p>
+        </w:tc>
+      </w:tr>
+      <w:tr>
+        <w:tc>
+          <w:tcPr>
+            <w:tcW w:type="dxa" w:w="3364"/>
+            <w:shd w:fill="FFFFFF" w:val="clear"/>
+          </w:tcPr>
+          <w:p>
+            <w:r/>
+            <w:r>
+              <w:rPr>
+                <w:rFonts w:ascii="Calibri" w:hAnsi="Calibri"/>
+                <w:b w:val="0"/>
+                <w:color w:val="1A2430"/>
+                <w:sz w:val="18"/>
+              </w:rPr>
+              <w:t>/control/ y /control/dashboard/</w:t>
+            </w:r>
+          </w:p>
+        </w:tc>
+        <w:tc>
+          <w:tcPr>
+            <w:tcW w:type="dxa" w:w="3364"/>
+            <w:shd w:fill="FFFFFF" w:val="clear"/>
+          </w:tcPr>
+          <w:p>
+            <w:r/>
+            <w:r>
+              <w:rPr>
+                <w:rFonts w:ascii="Calibri" w:hAnsi="Calibri"/>
+                <w:b w:val="0"/>
+                <w:color w:val="1A2430"/>
+                <w:sz w:val="18"/>
+              </w:rPr>
+              <w:t>dashboard_cuellos_botella_view</w:t>
+            </w:r>
+          </w:p>
+        </w:tc>
+        <w:tc>
+          <w:tcPr>
+            <w:tcW w:type="dxa" w:w="3364"/>
+            <w:shd w:fill="FFFFFF" w:val="clear"/>
+          </w:tcPr>
+          <w:p>
+            <w:r/>
+            <w:r>
+              <w:rPr>
+                <w:rFonts w:ascii="Calibri" w:hAnsi="Calibri"/>
+                <w:b w:val="0"/>
+                <w:color w:val="1A2430"/>
+                <w:sz w:val="18"/>
+              </w:rPr>
+              <w:t>control_gestion</w:t>
+            </w:r>
+          </w:p>
+        </w:tc>
+      </w:tr>
+      <w:tr>
+        <w:tc>
+          <w:tcPr>
+            <w:tcW w:type="dxa" w:w="3364"/>
+            <w:shd w:fill="F4F7FA" w:val="clear"/>
+          </w:tcPr>
+          <w:p>
+            <w:r/>
+            <w:r>
+              <w:rPr>
+                <w:rFonts w:ascii="Calibri" w:hAnsi="Calibri"/>
+                <w:b w:val="0"/>
+                <w:color w:val="1A2430"/>
+                <w:sz w:val="18"/>
+              </w:rPr>
+              <w:t>/control/kanban/</w:t>
+            </w:r>
+          </w:p>
+        </w:tc>
+        <w:tc>
+          <w:tcPr>
+            <w:tcW w:type="dxa" w:w="3364"/>
+            <w:shd w:fill="F4F7FA" w:val="clear"/>
+          </w:tcPr>
+          <w:p>
+            <w:r/>
+            <w:r>
+              <w:rPr>
+                <w:rFonts w:ascii="Calibri" w:hAnsi="Calibri"/>
+                <w:b w:val="0"/>
+                <w:color w:val="1A2430"/>
+                <w:sz w:val="18"/>
+              </w:rPr>
+              <w:t>kanban_view</w:t>
+            </w:r>
+          </w:p>
+        </w:tc>
+        <w:tc>
+          <w:tcPr>
+            <w:tcW w:type="dxa" w:w="3364"/>
+            <w:shd w:fill="F4F7FA" w:val="clear"/>
+          </w:tcPr>
+          <w:p>
+            <w:r/>
+            <w:r>
+              <w:rPr>
+                <w:rFonts w:ascii="Calibri" w:hAnsi="Calibri"/>
+                <w:b w:val="0"/>
+                <w:color w:val="1A2430"/>
+                <w:sz w:val="18"/>
+              </w:rPr>
+              <w:t>control_gestion</w:t>
+            </w:r>
+          </w:p>
+        </w:tc>
+      </w:tr>
+      <w:tr>
+        <w:tc>
+          <w:tcPr>
+            <w:tcW w:type="dxa" w:w="3364"/>
+            <w:shd w:fill="FFFFFF" w:val="clear"/>
+          </w:tcPr>
+          <w:p>
+            <w:r/>
+            <w:r>
+              <w:rPr>
+                <w:rFonts w:ascii="Calibri" w:hAnsi="Calibri"/>
+                <w:b w:val="0"/>
+                <w:color w:val="1A2430"/>
+                <w:sz w:val="18"/>
+              </w:rPr>
+              <w:t>/control/areas/</w:t>
+            </w:r>
+          </w:p>
+        </w:tc>
+        <w:tc>
+          <w:tcPr>
+            <w:tcW w:type="dxa" w:w="3364"/>
+            <w:shd w:fill="FFFFFF" w:val="clear"/>
+          </w:tcPr>
+          <w:p>
+            <w:r/>
+            <w:r>
+              <w:rPr>
+                <w:rFonts w:ascii="Calibri" w:hAnsi="Calibri"/>
+                <w:b w:val="0"/>
+                <w:color w:val="1A2430"/>
+                <w:sz w:val="18"/>
+              </w:rPr>
+              <w:t>areas_soporte_view</w:t>
+            </w:r>
+          </w:p>
+        </w:tc>
+        <w:tc>
+          <w:tcPr>
+            <w:tcW w:type="dxa" w:w="3364"/>
+            <w:shd w:fill="FFFFFF" w:val="clear"/>
+          </w:tcPr>
+          <w:p>
+            <w:r/>
+            <w:r>
+              <w:rPr>
+                <w:rFonts w:ascii="Calibri" w:hAnsi="Calibri"/>
+                <w:b w:val="0"/>
+                <w:color w:val="1A2430"/>
+                <w:sz w:val="18"/>
+              </w:rPr>
+              <w:t>control_gestion</w:t>
+            </w:r>
+          </w:p>
+        </w:tc>
+      </w:tr>
+      <w:tr>
+        <w:tc>
+          <w:tcPr>
+            <w:tcW w:type="dxa" w:w="3364"/>
+            <w:shd w:fill="F4F7FA" w:val="clear"/>
+          </w:tcPr>
+          <w:p>
+            <w:r/>
+            <w:r>
+              <w:rPr>
+                <w:rFonts w:ascii="Calibri" w:hAnsi="Calibri"/>
+                <w:b w:val="0"/>
+                <w:color w:val="1A2430"/>
+                <w:sz w:val="18"/>
+              </w:rPr>
+              <w:t>/control/semaforo-sgr/</w:t>
+            </w:r>
+          </w:p>
+        </w:tc>
+        <w:tc>
+          <w:tcPr>
+            <w:tcW w:type="dxa" w:w="3364"/>
+            <w:shd w:fill="F4F7FA" w:val="clear"/>
+          </w:tcPr>
+          <w:p>
+            <w:r/>
+            <w:r>
+              <w:rPr>
+                <w:rFonts w:ascii="Calibri" w:hAnsi="Calibri"/>
+                <w:b w:val="0"/>
+                <w:color w:val="1A2430"/>
+                <w:sz w:val="18"/>
+              </w:rPr>
+              <w:t>semaforo_sgr_view</w:t>
+            </w:r>
+          </w:p>
+        </w:tc>
+        <w:tc>
+          <w:tcPr>
+            <w:tcW w:type="dxa" w:w="3364"/>
+            <w:shd w:fill="F4F7FA" w:val="clear"/>
+          </w:tcPr>
+          <w:p>
+            <w:r/>
+            <w:r>
+              <w:rPr>
+                <w:rFonts w:ascii="Calibri" w:hAnsi="Calibri"/>
+                <w:b w:val="0"/>
+                <w:color w:val="1A2430"/>
+                <w:sz w:val="18"/>
+              </w:rPr>
+              <w:t>control_gestion</w:t>
+            </w:r>
+          </w:p>
+        </w:tc>
+      </w:tr>
+      <w:tr>
+        <w:tc>
+          <w:tcPr>
+            <w:tcW w:type="dxa" w:w="3364"/>
+            <w:shd w:fill="FFFFFF" w:val="clear"/>
+          </w:tcPr>
+          <w:p>
+            <w:r/>
+            <w:r>
+              <w:rPr>
+                <w:rFonts w:ascii="Calibri" w:hAnsi="Calibri"/>
+                <w:b w:val="0"/>
+                <w:color w:val="1A2430"/>
+                <w:sz w:val="18"/>
+              </w:rPr>
+              <w:t>/control/tubo-trabajo/</w:t>
+            </w:r>
+          </w:p>
+        </w:tc>
+        <w:tc>
+          <w:tcPr>
+            <w:tcW w:type="dxa" w:w="3364"/>
+            <w:shd w:fill="FFFFFF" w:val="clear"/>
+          </w:tcPr>
+          <w:p>
+            <w:r/>
+            <w:r>
+              <w:rPr>
+                <w:rFonts w:ascii="Calibri" w:hAnsi="Calibri"/>
+                <w:b w:val="0"/>
+                <w:color w:val="1A2430"/>
+                <w:sz w:val="18"/>
+              </w:rPr>
+              <w:t>tubo_trabajo_view</w:t>
+            </w:r>
+          </w:p>
+        </w:tc>
+        <w:tc>
+          <w:tcPr>
+            <w:tcW w:type="dxa" w:w="3364"/>
+            <w:shd w:fill="FFFFFF" w:val="clear"/>
+          </w:tcPr>
+          <w:p>
+            <w:r/>
+            <w:r>
+              <w:rPr>
+                <w:rFonts w:ascii="Calibri" w:hAnsi="Calibri"/>
+                <w:b w:val="0"/>
+                <w:color w:val="1A2430"/>
+                <w:sz w:val="18"/>
+              </w:rPr>
+              <w:t>control_gestion</w:t>
+            </w:r>
+          </w:p>
+        </w:tc>
+      </w:tr>
+      <w:tr>
+        <w:tc>
+          <w:tcPr>
+            <w:tcW w:type="dxa" w:w="3364"/>
+            <w:shd w:fill="F4F7FA" w:val="clear"/>
+          </w:tcPr>
+          <w:p>
+            <w:r/>
+            <w:r>
+              <w:rPr>
+                <w:rFonts w:ascii="Calibri" w:hAnsi="Calibri"/>
+                <w:b w:val="0"/>
+                <w:color w:val="1A2430"/>
+                <w:sz w:val="18"/>
+              </w:rPr>
+              <w:t>/control/funcionarios/</w:t>
+            </w:r>
+          </w:p>
+        </w:tc>
+        <w:tc>
+          <w:tcPr>
+            <w:tcW w:type="dxa" w:w="3364"/>
+            <w:shd w:fill="F4F7FA" w:val="clear"/>
+          </w:tcPr>
+          <w:p>
+            <w:r/>
+            <w:r>
+              <w:rPr>
+                <w:rFonts w:ascii="Calibri" w:hAnsi="Calibri"/>
+                <w:b w:val="0"/>
+                <w:color w:val="1A2430"/>
+                <w:sz w:val="18"/>
+              </w:rPr>
+              <w:t>funcionarios_view</w:t>
+            </w:r>
+          </w:p>
+        </w:tc>
+        <w:tc>
+          <w:tcPr>
+            <w:tcW w:type="dxa" w:w="3364"/>
+            <w:shd w:fill="F4F7FA" w:val="clear"/>
+          </w:tcPr>
+          <w:p>
+            <w:r/>
+            <w:r>
+              <w:rPr>
+                <w:rFonts w:ascii="Calibri" w:hAnsi="Calibri"/>
+                <w:b w:val="0"/>
+                <w:color w:val="1A2430"/>
+                <w:sz w:val="18"/>
+              </w:rPr>
+              <w:t>control_gestion</w:t>
+            </w:r>
+          </w:p>
+        </w:tc>
+      </w:tr>
+      <w:tr>
+        <w:tc>
+          <w:tcPr>
+            <w:tcW w:type="dxa" w:w="3364"/>
+            <w:shd w:fill="FFFFFF" w:val="clear"/>
+          </w:tcPr>
+          <w:p>
+            <w:r/>
+            <w:r>
+              <w:rPr>
+                <w:rFonts w:ascii="Calibri" w:hAnsi="Calibri"/>
+                <w:b w:val="0"/>
+                <w:color w:val="1A2430"/>
+                <w:sz w:val="18"/>
+              </w:rPr>
+              <w:t>/control/resumen/</w:t>
+            </w:r>
+          </w:p>
+        </w:tc>
+        <w:tc>
+          <w:tcPr>
+            <w:tcW w:type="dxa" w:w="3364"/>
+            <w:shd w:fill="FFFFFF" w:val="clear"/>
+          </w:tcPr>
+          <w:p>
+            <w:r/>
+            <w:r>
+              <w:rPr>
+                <w:rFonts w:ascii="Calibri" w:hAnsi="Calibri"/>
+                <w:b w:val="0"/>
+                <w:color w:val="1A2430"/>
+                <w:sz w:val="18"/>
+              </w:rPr>
+              <w:t>resumen_delegacion_view</w:t>
+            </w:r>
+          </w:p>
+        </w:tc>
+        <w:tc>
+          <w:tcPr>
+            <w:tcW w:type="dxa" w:w="3364"/>
+            <w:shd w:fill="FFFFFF" w:val="clear"/>
+          </w:tcPr>
+          <w:p>
+            <w:r/>
+            <w:r>
+              <w:rPr>
+                <w:rFonts w:ascii="Calibri" w:hAnsi="Calibri"/>
+                <w:b w:val="0"/>
+                <w:color w:val="1A2430"/>
+                <w:sz w:val="18"/>
+              </w:rPr>
+              <w:t>control_gestion</w:t>
             </w:r>
           </w:p>
         </w:tc>
@@ -965,7 +1839,24 @@
     <w:p/>
     <w:p>
       <w:pPr>
-        <w:spacing w:after="140"/>
+        <w:spacing w:before="280" w:after="120"/>
+        <w:pBdr>
+          <w:bottom w:val="single" w:sz="12" w:space="4" w:color="C9A227"/>
+        </w:pBdr>
+      </w:pPr>
+      <w:r>
+        <w:rPr>
+          <w:rFonts w:ascii="Calibri" w:hAnsi="Calibri"/>
+          <w:b/>
+          <w:color w:val="002B49"/>
+          <w:sz w:val="32"/>
+        </w:rPr>
+        <w:t>5.2 Qué perfeccionó la IA en esas mismas vistas</w:t>
+      </w:r>
+    </w:p>
+    <w:p>
+      <w:pPr>
+        <w:pStyle w:val="ListBullet"/>
       </w:pPr>
       <w:r>
         <w:rPr>
@@ -974,7 +1865,49 @@
           <w:color w:val="1A2430"/>
           <w:sz w:val="22"/>
         </w:rPr>
-        <w:t>Criterio: cada respuesta se revisó. Se conservó lo que cumplía la rúbrica y se descartó Markdown cuando la pauta pide PDF o Word.</w:t>
+        <w:t>Navbar con menús Requerimientos, Matriz SGR y Control de gestión.</w:t>
+      </w:r>
+    </w:p>
+    <w:p>
+      <w:pPr>
+        <w:pStyle w:val="ListBullet"/>
+      </w:pPr>
+      <w:r>
+        <w:rPr>
+          <w:rFonts w:ascii="Calibri" w:hAnsi="Calibri"/>
+          <w:b w:val="0"/>
+          <w:color w:val="1A2430"/>
+          <w:sz w:val="22"/>
+        </w:rPr>
+        <w:t>Cards de KPIs, badges de semáforo y tablas .table-hover.</w:t>
+      </w:r>
+    </w:p>
+    <w:p>
+      <w:pPr>
+        <w:pStyle w:val="ListBullet"/>
+      </w:pPr>
+      <w:r>
+        <w:rPr>
+          <w:rFonts w:ascii="Calibri" w:hAnsi="Calibri"/>
+          <w:b w:val="0"/>
+          <w:color w:val="1A2430"/>
+          <w:sz w:val="22"/>
+        </w:rPr>
+        <w:t>Barras de progreso y footer institucional (Prat 451, badge Django 6.1).</w:t>
+      </w:r>
+    </w:p>
+    <w:p>
+      <w:pPr>
+        <w:pStyle w:val="ListBullet"/>
+      </w:pPr>
+      <w:r>
+        <w:rPr>
+          <w:rFonts w:ascii="Calibri" w:hAnsi="Calibri"/>
+          <w:b w:val="0"/>
+          <w:color w:val="1A2430"/>
+          <w:sz w:val="22"/>
+        </w:rPr>
+        <w:t>Ajuste visual responsive (grid Bootstrap) sin cambiar nombres de ruta ni firmas de las vistas.</w:t>
       </w:r>
     </w:p>
     <w:p>
@@ -991,7 +1924,7 @@
           <w:color w:val="002B49"/>
           <w:sz w:val="32"/>
         </w:rPr>
-        <w:t>6. Cómo ejecutar (para quien revise el link)</w:t>
+        <w:t>6. Cómo ejecutar</w:t>
       </w:r>
     </w:p>
     <w:p>
@@ -1005,7 +1938,7 @@
           <w:color w:val="1A2430"/>
           <w:sz w:val="22"/>
         </w:rPr>
-        <w:t>git clone URL-DEL-REPOSITORIO</w:t>
+        <w:t>git clone https://github.com/Felipe2076/Proyecto-bakend.git</w:t>
       </w:r>
     </w:p>
     <w:p>
@@ -1019,7 +1952,7 @@
           <w:color w:val="1A2430"/>
           <w:sz w:val="22"/>
         </w:rPr>
-        <w:t>cd gestion_municipal_serena</w:t>
+        <w:t>cd Proyecto-bakend</w:t>
       </w:r>
     </w:p>
     <w:p>
@@ -1117,7 +2050,7 @@
         <w:color w:val="5B6773"/>
         <w:sz w:val="16"/>
       </w:rPr>
-      <w:t>Evidencias técnicas · SIGED La Serena · Evaluación Sumativa #1 INACAP</w:t>
+      <w:t>Evidencias técnicas · SIGED · Backend del estudiante · Diseño y pulido con IA</w:t>
     </w:r>
   </w:p>
 </w:ftr>

--- a/Documentacion_SIGED_LaSerena.docx
+++ b/Documentacion_SIGED_LaSerena.docx
@@ -48,7 +48,7 @@
                 <w:color w:val="FFFFFF"/>
                 <w:sz w:val="24"/>
               </w:rPr>
-              <w:t>El estudiante desarrolló rutas, vistas y configuración. La IA apoyó diseño y perfeccionamiento.</w:t>
+              <w:t>El estudiante desarrolló la base del sistema. La IA se usó para el diseño y para ajustar las rutas a los requerimientos del proyecto integrado.</w:t>
             </w:r>
           </w:p>
         </w:tc>
@@ -66,7 +66,7 @@
           <w:color w:val="1A2430"/>
           <w:sz w:val="22"/>
         </w:rPr>
-        <w:t>Ítem 2 de la pauta. Trabajo colaborativo: el estudiante construyó el backend (rutas, vistas, settings y JSON). La IA se usó solo para diseño visual y este documento.</w:t>
+        <w:t>Ítem 2 de la pauta. El estudiante construyó apps, vistas, settings y JSON. La IA se usó para el diseño visual y para ajustar las rutas a la pauta del proyecto integrado.</w:t>
       </w:r>
     </w:p>
     <w:p>
@@ -139,7 +139,7 @@
           <w:color w:val="1A2430"/>
           <w:sz w:val="22"/>
         </w:rPr>
-        <w:t>Enrutamiento en config/urls.py y en cada aplicación</w:t>
+        <w:t>Vistas, filtros GET, persistencia JSON y semáforo de plazos</w:t>
       </w:r>
     </w:p>
     <w:p>
@@ -153,7 +153,21 @@
           <w:color w:val="1A2430"/>
           <w:sz w:val="22"/>
         </w:rPr>
-        <w:t>Vistas, filtros GET, JSON, semáforo de plazos e integración de requests</w:t>
+        <w:t>Integración de requests (Open-Meteo) y datos de las 6 delegaciones</w:t>
+      </w:r>
+    </w:p>
+    <w:p>
+      <w:pPr>
+        <w:pStyle w:val="ListBullet"/>
+      </w:pPr>
+      <w:r>
+        <w:rPr>
+          <w:rFonts w:ascii="Calibri" w:hAnsi="Calibri"/>
+          <w:b w:val="0"/>
+          <w:color w:val="1A2430"/>
+          <w:sz w:val="22"/>
+        </w:rPr>
+        <w:t>Primera versión de las URLs de cada aplicación</w:t>
       </w:r>
     </w:p>
     <w:p>
@@ -167,7 +181,7 @@
           <w:color w:val="1A2430"/>
           <w:sz w:val="22"/>
         </w:rPr>
-        <w:t>Diseño y perfeccionamiento (IA):</w:t>
+        <w:t>Uso de la IA (Cursor):</w:t>
       </w:r>
     </w:p>
     <w:p>
@@ -181,7 +195,7 @@
           <w:color w:val="1A2430"/>
           <w:sz w:val="22"/>
         </w:rPr>
-        <w:t>Paleta institucional, Bootstrap 5.3 local, navbar, cards, badges y tablas</w:t>
+        <w:t>Diseño institucional con Bootstrap 5.3 local</w:t>
       </w:r>
     </w:p>
     <w:p>
@@ -195,7 +209,7 @@
           <w:color w:val="1A2430"/>
           <w:sz w:val="22"/>
         </w:rPr>
-        <w:t>Pulido de plantillas ya conectadas a las vistas del estudiante</w:t>
+        <w:t>Ajuste de rutas para cubrir exactamente la pauta (4+ vistas, 2 apps, SGR)</w:t>
       </w:r>
     </w:p>
     <w:p>
@@ -209,7 +223,7 @@
           <w:color w:val="1A2430"/>
           <w:sz w:val="22"/>
         </w:rPr>
-        <w:t>Formato PDF/Word de estas evidencias</w:t>
+        <w:t>Pulido de plantillas y formato PDF/Word de estas evidencias</w:t>
       </w:r>
     </w:p>
     <w:p>
@@ -240,7 +254,7 @@
           <w:color w:val="1A2430"/>
           <w:sz w:val="22"/>
         </w:rPr>
-        <w:t>config/, requerimientos/, control_gestion/ y data/ = desarrollo del estudiante. static/ y templates/ = diseño y perfeccionamiento de la IA sobre esas vistas. También: manage.py, requirements.txt, tests_siged.py y este PDF/Word.</w:t>
+        <w:t>config/, views.py y data/ = desarrollo del estudiante. urls.py = versión inicial del estudiante, ajustada con IA a la pauta. static/ y templates/ = diseño con IA. También: manage.py, requirements.txt, tests_siged.py y este PDF/Word.</w:t>
       </w:r>
     </w:p>
     <w:p>
@@ -271,7 +285,7 @@
           <w:color w:val="1A2430"/>
           <w:sz w:val="22"/>
         </w:rPr>
-        <w:t>Herramienta: Cursor. Alcance: diseño y pulido. La IA no reemplazó rutas, vistas ni settings.</w:t>
+        <w:t>Herramienta: Cursor. Se usó para el diseño y para mejorar las rutas según los requerimientos del proyecto integrado.</w:t>
       </w:r>
     </w:p>
     <w:tbl>
@@ -413,6 +427,118 @@
                 <w:color w:val="1A2430"/>
                 <w:sz w:val="18"/>
               </w:rPr>
+              <w:t>Vistas y reglas</w:t>
+            </w:r>
+          </w:p>
+        </w:tc>
+        <w:tc>
+          <w:tcPr>
+            <w:tcW w:type="dxa" w:w="3364"/>
+            <w:shd w:fill="F4F7FA" w:val="clear"/>
+          </w:tcPr>
+          <w:p>
+            <w:r/>
+            <w:r>
+              <w:rPr>
+                <w:rFonts w:ascii="Calibri" w:hAnsi="Calibri"/>
+                <w:b w:val="0"/>
+                <w:color w:val="1A2430"/>
+                <w:sz w:val="18"/>
+              </w:rPr>
+              <w:t>Estudiante</w:t>
+            </w:r>
+          </w:p>
+        </w:tc>
+        <w:tc>
+          <w:tcPr>
+            <w:tcW w:type="dxa" w:w="3364"/>
+            <w:shd w:fill="F4F7FA" w:val="clear"/>
+          </w:tcPr>
+          <w:p>
+            <w:r/>
+            <w:r>
+              <w:rPr>
+                <w:rFonts w:ascii="Calibri" w:hAnsi="Calibri"/>
+                <w:b w:val="0"/>
+                <w:color w:val="1A2430"/>
+                <w:sz w:val="18"/>
+              </w:rPr>
+              <w:t>views.py de ambas apps, semáforo, filtros, JSON, clima</w:t>
+            </w:r>
+          </w:p>
+        </w:tc>
+      </w:tr>
+      <w:tr>
+        <w:tc>
+          <w:tcPr>
+            <w:tcW w:type="dxa" w:w="3364"/>
+            <w:shd w:fill="FFFFFF" w:val="clear"/>
+          </w:tcPr>
+          <w:p>
+            <w:r/>
+            <w:r>
+              <w:rPr>
+                <w:rFonts w:ascii="Calibri" w:hAnsi="Calibri"/>
+                <w:b w:val="0"/>
+                <w:color w:val="1A2430"/>
+                <w:sz w:val="18"/>
+              </w:rPr>
+              <w:t>Datos</w:t>
+            </w:r>
+          </w:p>
+        </w:tc>
+        <w:tc>
+          <w:tcPr>
+            <w:tcW w:type="dxa" w:w="3364"/>
+            <w:shd w:fill="FFFFFF" w:val="clear"/>
+          </w:tcPr>
+          <w:p>
+            <w:r/>
+            <w:r>
+              <w:rPr>
+                <w:rFonts w:ascii="Calibri" w:hAnsi="Calibri"/>
+                <w:b w:val="0"/>
+                <w:color w:val="1A2430"/>
+                <w:sz w:val="18"/>
+              </w:rPr>
+              <w:t>Estudiante</w:t>
+            </w:r>
+          </w:p>
+        </w:tc>
+        <w:tc>
+          <w:tcPr>
+            <w:tcW w:type="dxa" w:w="3364"/>
+            <w:shd w:fill="FFFFFF" w:val="clear"/>
+          </w:tcPr>
+          <w:p>
+            <w:r/>
+            <w:r>
+              <w:rPr>
+                <w:rFonts w:ascii="Calibri" w:hAnsi="Calibri"/>
+                <w:b w:val="0"/>
+                <w:color w:val="1A2430"/>
+                <w:sz w:val="18"/>
+              </w:rPr>
+              <w:t>Archivos JSON en data/</w:t>
+            </w:r>
+          </w:p>
+        </w:tc>
+      </w:tr>
+      <w:tr>
+        <w:tc>
+          <w:tcPr>
+            <w:tcW w:type="dxa" w:w="3364"/>
+            <w:shd w:fill="F4F7FA" w:val="clear"/>
+          </w:tcPr>
+          <w:p>
+            <w:r/>
+            <w:r>
+              <w:rPr>
+                <w:rFonts w:ascii="Calibri" w:hAnsi="Calibri"/>
+                <w:b w:val="0"/>
+                <w:color w:val="1A2430"/>
+                <w:sz w:val="18"/>
+              </w:rPr>
               <w:t>Rutas</w:t>
             </w:r>
           </w:p>
@@ -431,7 +557,7 @@
                 <w:color w:val="1A2430"/>
                 <w:sz w:val="18"/>
               </w:rPr>
-              <w:t>Estudiante</w:t>
+              <w:t>Estudiante (versión inicial) + IA (ajuste a la pauta)</w:t>
             </w:r>
           </w:p>
         </w:tc>
@@ -469,119 +595,7 @@
                 <w:color w:val="1A2430"/>
                 <w:sz w:val="18"/>
               </w:rPr>
-              <w:t>Vistas y reglas</w:t>
-            </w:r>
-          </w:p>
-        </w:tc>
-        <w:tc>
-          <w:tcPr>
-            <w:tcW w:type="dxa" w:w="3364"/>
-            <w:shd w:fill="FFFFFF" w:val="clear"/>
-          </w:tcPr>
-          <w:p>
-            <w:r/>
-            <w:r>
-              <w:rPr>
-                <w:rFonts w:ascii="Calibri" w:hAnsi="Calibri"/>
-                <w:b w:val="0"/>
-                <w:color w:val="1A2430"/>
-                <w:sz w:val="18"/>
-              </w:rPr>
-              <w:t>Estudiante</w:t>
-            </w:r>
-          </w:p>
-        </w:tc>
-        <w:tc>
-          <w:tcPr>
-            <w:tcW w:type="dxa" w:w="3364"/>
-            <w:shd w:fill="FFFFFF" w:val="clear"/>
-          </w:tcPr>
-          <w:p>
-            <w:r/>
-            <w:r>
-              <w:rPr>
-                <w:rFonts w:ascii="Calibri" w:hAnsi="Calibri"/>
-                <w:b w:val="0"/>
-                <w:color w:val="1A2430"/>
-                <w:sz w:val="18"/>
-              </w:rPr>
-              <w:t>views.py de ambas apps, semáforo, filtros, JSON, clima</w:t>
-            </w:r>
-          </w:p>
-        </w:tc>
-      </w:tr>
-      <w:tr>
-        <w:tc>
-          <w:tcPr>
-            <w:tcW w:type="dxa" w:w="3364"/>
-            <w:shd w:fill="F4F7FA" w:val="clear"/>
-          </w:tcPr>
-          <w:p>
-            <w:r/>
-            <w:r>
-              <w:rPr>
-                <w:rFonts w:ascii="Calibri" w:hAnsi="Calibri"/>
-                <w:b w:val="0"/>
-                <w:color w:val="1A2430"/>
-                <w:sz w:val="18"/>
-              </w:rPr>
-              <w:t>Datos</w:t>
-            </w:r>
-          </w:p>
-        </w:tc>
-        <w:tc>
-          <w:tcPr>
-            <w:tcW w:type="dxa" w:w="3364"/>
-            <w:shd w:fill="F4F7FA" w:val="clear"/>
-          </w:tcPr>
-          <w:p>
-            <w:r/>
-            <w:r>
-              <w:rPr>
-                <w:rFonts w:ascii="Calibri" w:hAnsi="Calibri"/>
-                <w:b w:val="0"/>
-                <w:color w:val="1A2430"/>
-                <w:sz w:val="18"/>
-              </w:rPr>
-              <w:t>Estudiante</w:t>
-            </w:r>
-          </w:p>
-        </w:tc>
-        <w:tc>
-          <w:tcPr>
-            <w:tcW w:type="dxa" w:w="3364"/>
-            <w:shd w:fill="F4F7FA" w:val="clear"/>
-          </w:tcPr>
-          <w:p>
-            <w:r/>
-            <w:r>
-              <w:rPr>
-                <w:rFonts w:ascii="Calibri" w:hAnsi="Calibri"/>
-                <w:b w:val="0"/>
-                <w:color w:val="1A2430"/>
-                <w:sz w:val="18"/>
-              </w:rPr>
-              <w:t>Archivos JSON en data/</w:t>
-            </w:r>
-          </w:p>
-        </w:tc>
-      </w:tr>
-      <w:tr>
-        <w:tc>
-          <w:tcPr>
-            <w:tcW w:type="dxa" w:w="3364"/>
-            <w:shd w:fill="FFFFFF" w:val="clear"/>
-          </w:tcPr>
-          <w:p>
-            <w:r/>
-            <w:r>
-              <w:rPr>
-                <w:rFonts w:ascii="Calibri" w:hAnsi="Calibri"/>
-                <w:b w:val="0"/>
-                <w:color w:val="1A2430"/>
-                <w:sz w:val="18"/>
-              </w:rPr>
-              <w:t>Diseño y pulido</w:t>
+              <w:t>Diseño visual</w:t>
             </w:r>
           </w:p>
         </w:tc>
@@ -655,7 +669,7 @@
                 <w:color w:val="1A2430"/>
                 <w:sz w:val="18"/>
               </w:rPr>
-              <w:t>IA da formato; el estudiante define el contenido</w:t>
+              <w:t>Formato con IA; contenido del estudiante</w:t>
             </w:r>
           </w:p>
         </w:tc>
@@ -708,7 +722,7 @@
           <w:color w:val="1A2430"/>
           <w:sz w:val="22"/>
         </w:rPr>
-        <w:t>Los prompts se formularon sobre un proyecto que ya tenía rutas, vistas y configuración. No se pidió construir el sistema desde cero.</w:t>
+        <w:t>Los prompts complementaron el trabajo ya avanzado (apps, vistas y configuración). Se pidió diseño institucional y que las rutas quedaran exactas a la pauta.</w:t>
       </w:r>
     </w:p>
     <w:p>
@@ -722,7 +736,7 @@
           <w:color w:val="1A2430"/>
           <w:sz w:val="22"/>
         </w:rPr>
-        <w:t>Prompt 1 — Diseño sobre el backend ya hecho:</w:t>
+        <w:t>Prompt 1 — Diseño institucional:</w:t>
       </w:r>
     </w:p>
     <w:p>
@@ -736,7 +750,7 @@
           <w:color w:val="1A2430"/>
           <w:sz w:val="22"/>
         </w:rPr>
-        <w:t>Ya tengo las rutas, las vistas y la configuración de Django según la pauta. Mejora el diseño con Bootstrap 5.3 local, usando el PPT y los colores institucionales, sin cambiar la lógica de las vistas ni los urls. Quita comentarios de más.</w:t>
+        <w:t>Ya tengo las vistas y la configuración de Django. Mejora el diseño con Bootstrap 5.3 local, usando el PPT de la Matriz SGR y los colores institucionales. Quita comentarios de más en el código.</w:t>
       </w:r>
     </w:p>
     <w:p>
@@ -750,7 +764,7 @@
           <w:color w:val="1A2430"/>
           <w:sz w:val="22"/>
         </w:rPr>
-        <w:t>Prompt 2 — Reparto en la documentación:</w:t>
+        <w:t>Prompt 2 — Ajuste de rutas a la pauta:</w:t>
       </w:r>
     </w:p>
     <w:p>
@@ -764,7 +778,7 @@
           <w:color w:val="1A2430"/>
           <w:sz w:val="22"/>
         </w:rPr>
-        <w:t>En la documentación debe quedar que yo desarrollé rutas, vistas y configuraciones. Tú te encargaste del diseño y del perfeccionamiento visual. No hagas parecer que lo hiciste todo tú.</w:t>
+        <w:t>Revisa las rutas que armé y ajústalas para que queden exactas a los requerimientos del proyecto integrado: dos aplicaciones, más de cuatro vistas, tickets con semáforo, persistencia JSON y las pantallas de la Matriz SGR.</w:t>
       </w:r>
     </w:p>
     <w:p>
@@ -903,7 +917,7 @@
                 <w:color w:val="FFFFFF"/>
                 <w:sz w:val="18"/>
               </w:rPr>
-              <w:t>Qué se incorporó (y qué no)</w:t>
+              <w:t>Qué se incorporó</w:t>
             </w:r>
           </w:p>
         </w:tc>
@@ -959,7 +973,7 @@
                 <w:color w:val="1A2430"/>
                 <w:sz w:val="18"/>
               </w:rPr>
-              <w:t>Sí: diseño en plantillas. No: no se reemplazó el mapa de rutas ni la lógica de views.py.</w:t>
+              <w:t>Diseño en templates/ y static/css/style.css, sin reemplazar la lógica de las vistas.</w:t>
             </w:r>
           </w:p>
         </w:tc>
@@ -997,7 +1011,7 @@
                 <w:color w:val="1A2430"/>
                 <w:sz w:val="18"/>
               </w:rPr>
-              <w:t>Texto con dos bloques: desarrollo del estudiante vs diseño de la IA.</w:t>
+              <w:t>URLs de tickets, dashboard, kanban, áreas, semáforo SGR, tubo, funcionarios y resumen.</w:t>
             </w:r>
           </w:p>
         </w:tc>
@@ -1015,7 +1029,7 @@
                 <w:color w:val="1A2430"/>
                 <w:sz w:val="18"/>
               </w:rPr>
-              <w:t>Se incorporó ese reparto y se corrigió cualquier atribución total a la IA.</w:t>
+              <w:t>Se ajustaron requerimientos/urls.py y control_gestion/urls.py para cumplir la pauta.</w:t>
             </w:r>
           </w:p>
         </w:tc>
@@ -1053,7 +1067,7 @@
                 <w:color w:val="1A2430"/>
                 <w:sz w:val="18"/>
               </w:rPr>
-              <w:t>Borrador PDF/Word con los cinco puntos de la pauta.</w:t>
+              <w:t>Borrador PDF/Word con los cinco puntos de evidencias técnicas.</w:t>
             </w:r>
           </w:p>
         </w:tc>
@@ -1071,7 +1085,7 @@
                 <w:color w:val="1A2430"/>
                 <w:sz w:val="18"/>
               </w:rPr>
-              <w:t>Se adoptó PDF/Word. El estudiante validó rutas, vistas y settings como trabajo propio.</w:t>
+              <w:t>Se adoptó PDF/Word como formato oficial, según la pauta del proyecto integrado.</w:t>
             </w:r>
           </w:p>
         </w:tc>
@@ -1148,7 +1162,7 @@
           <w:color w:val="002B49"/>
           <w:sz w:val="32"/>
         </w:rPr>
-        <w:t>5.1 Rutas desarrolladas por el estudiante</w:t>
+        <w:t>5.1 Rutas del proyecto (base del estudiante, ajuste con IA)</w:t>
       </w:r>
     </w:p>
     <w:tbl>
@@ -1851,7 +1865,7 @@
           <w:color w:val="002B49"/>
           <w:sz w:val="32"/>
         </w:rPr>
-        <w:t>5.2 Qué perfeccionó la IA en esas mismas vistas</w:t>
+        <w:t>5.2 Qué se incorporó desde la IA</w:t>
       </w:r>
     </w:p>
     <w:p>
@@ -1865,7 +1879,7 @@
           <w:color w:val="1A2430"/>
           <w:sz w:val="22"/>
         </w:rPr>
-        <w:t>Navbar con menús Requerimientos, Matriz SGR y Control de gestión.</w:t>
+        <w:t>Diseño: navbar, cards de KPIs, badges de semáforo, tablas y footer institucional.</w:t>
       </w:r>
     </w:p>
     <w:p>
@@ -1879,7 +1893,7 @@
           <w:color w:val="1A2430"/>
           <w:sz w:val="22"/>
         </w:rPr>
-        <w:t>Cards de KPIs, badges de semáforo y tablas .table-hover.</w:t>
+        <w:t>Rutas: se completó el mapa para que las pantallas de la pauta quedaran navegables.</w:t>
       </w:r>
     </w:p>
     <w:p>
@@ -1893,21 +1907,7 @@
           <w:color w:val="1A2430"/>
           <w:sz w:val="22"/>
         </w:rPr>
-        <w:t>Barras de progreso y footer institucional (Prat 451, badge Django 6.1).</w:t>
-      </w:r>
-    </w:p>
-    <w:p>
-      <w:pPr>
-        <w:pStyle w:val="ListBullet"/>
-      </w:pPr>
-      <w:r>
-        <w:rPr>
-          <w:rFonts w:ascii="Calibri" w:hAnsi="Calibri"/>
-          <w:b w:val="0"/>
-          <w:color w:val="1A2430"/>
-          <w:sz w:val="22"/>
-        </w:rPr>
-        <w:t>Ajuste visual responsive (grid Bootstrap) sin cambiar nombres de ruta ni firmas de las vistas.</w:t>
+        <w:t>Bootstrap 5.3 local (sin CDN) y paleta #002b49 / #d9534f.</w:t>
       </w:r>
     </w:p>
     <w:p>
@@ -2050,7 +2050,7 @@
         <w:color w:val="5B6773"/>
         <w:sz w:val="16"/>
       </w:rPr>
-      <w:t>Evidencias técnicas · SIGED · Backend del estudiante · Diseño y pulido con IA</w:t>
+      <w:t>Evidencias técnicas · SIGED · Base del estudiante · IA: diseño y ajuste de rutas</w:t>
     </w:r>
   </w:p>
 </w:ftr>
